--- a/zht/docx/061.content.docx
+++ b/zht/docx/061.content.docx
@@ -150,26 +150,6 @@
           <w:lang w:val="zh_TW" w:bidi="zh_TW"/>
         </w:rPr>
         <w:t>nv</w:t>
-      </w:r>
-      <w:r>
-        <w:rPr>
-          <w:lang w:val="zh_TW" w:bidi="zh_TW"/>
-        </w:rPr>
-      </w:r>
-    </w:p>
-    <w:p>
-      <w:pPr/>
-      <w:r>
-        <w:rPr>
-          <w:lang w:val="zh_TW" w:bidi="zh_TW"/>
-        </w:rPr>
-      </w:r>
-      <w:r>
-        <w:rPr>
-          <w:i/>
-          <w:lang w:val="zh_TW" w:bidi="zh_TW"/>
-        </w:rPr>
-        <w:t>女性在新約教會中的角色</w:t>
       </w:r>
       <w:r>
         <w:rPr>

--- a/zht/docx/061.content.docx
+++ b/zht/docx/061.content.docx
@@ -19,7 +19,7 @@
         <w:rPr>
           <w:lang w:val="zh_TW" w:bidi="zh_TW"/>
         </w:rPr>
-        <w:t>Resource: Study Notes - Themes (Tyndale)</w:t>
+        <w:t>Resource: Tyndale Open Study Notes</w:t>
       </w:r>
       <w:r>
         <w:rPr>
@@ -112,7 +112,7 @@
         <w:rPr>
           <w:lang w:val="zh_TW" w:bidi="zh_TW"/>
         </w:rPr>
-        <w:t>Study Notes - Themes (Tyndale)</w:t>
+        <w:t>Tyndale Open Study Notes</w:t>
       </w:r>
     </w:p>
     <w:p>

--- a/zht/docx/061.content.docx
+++ b/zht/docx/061.content.docx
@@ -149,7 +149,7 @@
         <w:rPr>
           <w:lang w:val="zh_TW" w:bidi="zh_TW"/>
         </w:rPr>
-        <w:t>nv</w:t>
+        <w:t>po</w:t>
       </w:r>
       <w:r>
         <w:rPr>
@@ -212,7 +212,7 @@
         <w:rPr>
           <w:lang w:val="zh_TW" w:bidi="zh_TW"/>
         </w:rPr>
-        <w:t>女性在新約教會中的角色</w:t>
+        <w:t>破碎的盟約</w:t>
       </w:r>
       <w:r>
         <w:rPr>
@@ -231,36 +231,7 @@
         <w:rPr>
           <w:lang w:val="zh_TW" w:bidi="zh_TW"/>
         </w:rPr>
-        <w:t>使徒保羅在提摩太前書中關於女性在教會中角色的教導，主要是為了糾正以弗所教會內所發生的事件。然而，聖經學者對這段經文如何應用於其他情況存在著不同的爭議。有三種主要的解釋：</w:t>
-      </w:r>
-    </w:p>
-    <w:p>
-      <w:pPr>
-        <w:pStyle w:val="ListNumber"/>
-        <w:numPr>
-          <w:ilvl w:val="0"/>
-          <w:numId w:val="14"/>
-        </w:numPr>
-        <w:spacing w:line="240" w:lineRule="auto"/>
-        <w:ind w:left="720"/>
-      </w:pPr>
-      <w:r>
-        <w:rPr>
-          <w:lang w:val="zh_TW" w:bidi="zh_TW"/>
-        </w:rPr>
-      </w:r>
-      <w:r>
-        <w:rPr>
-          <w:i/>
-          <w:lang w:val="zh_TW" w:bidi="zh_TW"/>
-        </w:rPr>
-        <w:t>普遍解釋。</w:t>
-      </w:r>
-      <w:r>
-        <w:rPr>
-          <w:lang w:val="zh_TW" w:bidi="zh_TW"/>
-        </w:rPr>
-        <w:t xml:space="preserve"> </w:t>
+        <w:t>神在拯救以色列人出埃及後，與他們立了特別的約（稱為盟約）（見</w:t>
       </w:r>
       <w:hyperlink r:id="rId13">
         <w:r>
@@ -271,32 +242,90 @@
             <w:color w:val="0000EE"/>
             <w:u w:val="single"/>
           </w:rPr>
-          <w:t>加拉太書三章28節</w:t>
+          <w:t>出20–24章</w:t>
         </w:r>
       </w:hyperlink>
       <w:r>
         <w:rPr>
           <w:lang w:val="zh_TW" w:bidi="zh_TW"/>
         </w:rPr>
-        <w:t>（「並不分……或男或女」）並不否認神所創造的性別差異和角色。即使</w:t>
-      </w:r>
-      <w:hyperlink r:id="rId13">
-        <w:r>
-          <w:rPr>
-            <w:lang w:val="zh_TW" w:bidi="zh_TW"/>
-          </w:rPr>
-          <w:rPr>
-            <w:color w:val="0000EE"/>
-            <w:u w:val="single"/>
-          </w:rPr>
-          <w:t>加拉太書三章28節</w:t>
-        </w:r>
-      </w:hyperlink>
-      <w:r>
-        <w:rPr>
-          <w:lang w:val="zh_TW" w:bidi="zh_TW"/>
-        </w:rPr>
-        <w:t>顯示了神永恆國度中的平等理想，只要這個世界存在，性別角色應遵循</w:t>
+        <w:t>）。在這個盟約中，神賜給他們十誡和其它律法。</w:t>
+      </w:r>
+      <w:r>
+        <w:rPr>
+          <w:lang w:val="zh_TW" w:bidi="zh_TW"/>
+        </w:rPr>
+        <w:t>百姓承諾遵守這些律法，神則應許，若他們遵守，就必賜福給他們</w:t>
+      </w:r>
+      <w:r>
+        <w:rPr>
+          <w:lang w:val="zh_TW" w:bidi="zh_TW"/>
+        </w:rPr>
+        <w:t>。</w:t>
+      </w:r>
+      <w:r>
+        <w:rPr>
+          <w:lang w:val="zh_TW" w:bidi="zh_TW"/>
+        </w:rPr>
+        <w:t>然而，以色列人卻違背了這約</w:t>
+      </w:r>
+      <w:r>
+        <w:rPr>
+          <w:lang w:val="zh_TW" w:bidi="zh_TW"/>
+        </w:rPr>
+        <w:t>。</w:t>
+      </w:r>
+    </w:p>
+    <w:p>
+      <w:pPr/>
+      <w:r>
+        <w:rPr>
+          <w:lang w:val="zh_TW" w:bidi="zh_TW"/>
+        </w:rPr>
+      </w:r>
+      <w:r>
+        <w:rPr>
+          <w:lang w:val="zh_TW" w:bidi="zh_TW"/>
+        </w:rPr>
+        <w:t>在神與以色列的關係中，核心的問題是：既然百姓違背盟約，是否代表在西奈山所立的盟約已經無效？在古代近東的世界，締結盟約是常見的做法。一旦其中一方違背盟約，通常會引發戰爭</w:t>
+      </w:r>
+      <w:r>
+        <w:rPr>
+          <w:lang w:val="zh_TW" w:bidi="zh_TW"/>
+        </w:rPr>
+        <w:t>。</w:t>
+      </w:r>
+    </w:p>
+    <w:p>
+      <w:pPr/>
+      <w:r>
+        <w:rPr>
+          <w:lang w:val="zh_TW" w:bidi="zh_TW"/>
+        </w:rPr>
+      </w:r>
+      <w:r>
+        <w:rPr>
+          <w:lang w:val="zh_TW" w:bidi="zh_TW"/>
+        </w:rPr>
+        <w:t>這個約之所以特殊，是因為立約的一方是神。它</w:t>
+      </w:r>
+      <w:r>
+        <w:rPr>
+          <w:lang w:val="zh_TW" w:bidi="zh_TW"/>
+        </w:rPr>
+        <w:t>遵循了當時非宗教性盟約</w:t>
+      </w:r>
+      <w:r>
+        <w:rPr>
+          <w:lang w:val="zh_TW" w:bidi="zh_TW"/>
+        </w:rPr>
+        <w:t>的模式，要求神和以色列雙方，都起誓承諾會忠於約定</w:t>
+      </w:r>
+      <w:r>
+        <w:rPr>
+          <w:lang w:val="zh_TW" w:bidi="zh_TW"/>
+        </w:rPr>
+        <w:t>（</w:t>
       </w:r>
       <w:hyperlink r:id="rId14">
         <w:r>
@@ -307,14 +336,14 @@
             <w:color w:val="0000EE"/>
             <w:u w:val="single"/>
           </w:rPr>
-          <w:t>提摩太前書二章11至15節</w:t>
+          <w:t>出24:1–11</w:t>
         </w:r>
       </w:hyperlink>
       <w:r>
         <w:rPr>
           <w:lang w:val="zh_TW" w:bidi="zh_TW"/>
         </w:rPr>
-        <w:t>中的指引。用以下兩處經文來比較，</w:t>
+        <w:t>；</w:t>
       </w:r>
       <w:hyperlink r:id="rId15">
         <w:r>
@@ -325,14 +354,14 @@
             <w:color w:val="0000EE"/>
             <w:u w:val="single"/>
           </w:rPr>
-          <w:t>馬太福音二十二章30節</w:t>
+          <w:t>申29–30</w:t>
         </w:r>
       </w:hyperlink>
       <w:r>
         <w:rPr>
           <w:lang w:val="zh_TW" w:bidi="zh_TW"/>
         </w:rPr>
-        <w:t>談論新創造中的婚姻，與</w:t>
+        <w:t>；</w:t>
       </w:r>
       <w:hyperlink r:id="rId16">
         <w:r>
@@ -343,14 +372,14 @@
             <w:color w:val="0000EE"/>
             <w:u w:val="single"/>
           </w:rPr>
-          <w:t>創世記二章23至24節</w:t>
+          <w:t>書8:30–35</w:t>
         </w:r>
       </w:hyperlink>
       <w:r>
         <w:rPr>
           <w:lang w:val="zh_TW" w:bidi="zh_TW"/>
         </w:rPr>
-        <w:t>中描述的現今婚姻結構不同。現今結構以一種特殊且有限的方式應用於我們當前的生活（見</w:t>
+        <w:t>，</w:t>
       </w:r>
       <w:hyperlink r:id="rId17">
         <w:r>
@@ -361,14 +390,158 @@
             <w:color w:val="0000EE"/>
             <w:u w:val="single"/>
           </w:rPr>
-          <w:t>提前4:3–5</w:t>
+          <w:t>24:1–28</w:t>
         </w:r>
       </w:hyperlink>
       <w:r>
         <w:rPr>
           <w:lang w:val="zh_TW" w:bidi="zh_TW"/>
         </w:rPr>
-        <w:t>；</w:t>
+        <w:t>）。</w:t>
+      </w:r>
+    </w:p>
+    <w:p>
+      <w:pPr/>
+      <w:r>
+        <w:rPr>
+          <w:lang w:val="zh_TW" w:bidi="zh_TW"/>
+        </w:rPr>
+      </w:r>
+      <w:r>
+        <w:rPr>
+          <w:lang w:val="zh_TW" w:bidi="zh_TW"/>
+        </w:rPr>
+        <w:t>神始終信守祂</w:t>
+      </w:r>
+      <w:r>
+        <w:rPr>
+          <w:lang w:val="zh_TW" w:bidi="zh_TW"/>
+        </w:rPr>
+        <w:t>所立的</w:t>
+      </w:r>
+      <w:r>
+        <w:rPr>
+          <w:lang w:val="zh_TW" w:bidi="zh_TW"/>
+        </w:rPr>
+        <w:t>約，但以色列人</w:t>
+      </w:r>
+      <w:r>
+        <w:rPr>
+          <w:lang w:val="zh_TW" w:bidi="zh_TW"/>
+        </w:rPr>
+        <w:t>卻不斷違約</w:t>
+      </w:r>
+      <w:r>
+        <w:rPr>
+          <w:lang w:val="zh_TW" w:bidi="zh_TW"/>
+        </w:rPr>
+        <w:t>。迦南人拜多神的習俗誘惑他們遠離耶和華。他們拜偶像，參與淫亂的宗教儀式，惡待窮人和</w:t>
+      </w:r>
+      <w:r>
+        <w:rPr>
+          <w:lang w:val="zh_TW" w:bidi="zh_TW"/>
+        </w:rPr>
+        <w:t>弱勢群體</w:t>
+      </w:r>
+      <w:r>
+        <w:rPr>
+          <w:lang w:val="zh_TW" w:bidi="zh_TW"/>
+        </w:rPr>
+        <w:t>，</w:t>
+      </w:r>
+      <w:r>
+        <w:rPr>
+          <w:lang w:val="zh_TW" w:bidi="zh_TW"/>
+        </w:rPr>
+        <w:t>也無視神對公義的要求</w:t>
+      </w:r>
+      <w:r>
+        <w:rPr>
+          <w:lang w:val="zh_TW" w:bidi="zh_TW"/>
+        </w:rPr>
+        <w:t>。</w:t>
+      </w:r>
+    </w:p>
+    <w:p>
+      <w:pPr/>
+      <w:r>
+        <w:rPr>
+          <w:lang w:val="zh_TW" w:bidi="zh_TW"/>
+        </w:rPr>
+      </w:r>
+      <w:r>
+        <w:rPr>
+          <w:lang w:val="zh_TW" w:bidi="zh_TW"/>
+        </w:rPr>
+        <w:t>數世紀以來，以色列人時而敬拜神（雅巍），時而轉向迦南的諸神</w:t>
+      </w:r>
+      <w:r>
+        <w:rPr>
+          <w:lang w:val="zh_TW" w:bidi="zh_TW"/>
+        </w:rPr>
+        <w:t>。</w:t>
+      </w:r>
+      <w:r>
+        <w:rPr>
+          <w:lang w:val="zh_TW" w:bidi="zh_TW"/>
+        </w:rPr>
+        <w:t>每當他們悔改</w:t>
+      </w:r>
+      <w:r>
+        <w:rPr>
+          <w:lang w:val="zh_TW" w:bidi="zh_TW"/>
+        </w:rPr>
+        <w:t>並順服</w:t>
+      </w:r>
+      <w:r>
+        <w:rPr>
+          <w:lang w:val="zh_TW" w:bidi="zh_TW"/>
+        </w:rPr>
+        <w:t>神，</w:t>
+      </w:r>
+      <w:r>
+        <w:rPr>
+          <w:lang w:val="zh_TW" w:bidi="zh_TW"/>
+        </w:rPr>
+        <w:t>祂就憐憫他們，重新接納他們進入聖約關係中</w:t>
+      </w:r>
+      <w:r>
+        <w:rPr>
+          <w:lang w:val="zh_TW" w:bidi="zh_TW"/>
+        </w:rPr>
+        <w:t>。</w:t>
+      </w:r>
+      <w:r>
+        <w:rPr>
+          <w:lang w:val="zh_TW" w:bidi="zh_TW"/>
+        </w:rPr>
+        <w:t>然而，到公元前700年代中期，北國以色列的百姓已固執地陷入拜偶像之中。因此，神容許亞述人毀滅北國，並將許多人擄走。</w:t>
+      </w:r>
+    </w:p>
+    <w:p>
+      <w:pPr/>
+      <w:r>
+        <w:rPr>
+          <w:lang w:val="zh_TW" w:bidi="zh_TW"/>
+        </w:rPr>
+      </w:r>
+      <w:r>
+        <w:rPr>
+          <w:lang w:val="zh_TW" w:bidi="zh_TW"/>
+        </w:rPr>
+        <w:t>一百多年後，耶利米先知展開了他的事工。此時，</w:t>
+      </w:r>
+      <w:r>
+        <w:rPr>
+          <w:lang w:val="zh_TW" w:bidi="zh_TW"/>
+        </w:rPr>
+        <w:t>猶大也深陷偶像崇拜</w:t>
+      </w:r>
+      <w:r>
+        <w:rPr>
+          <w:lang w:val="zh_TW" w:bidi="zh_TW"/>
+        </w:rPr>
+        <w:t>。耶利米以破裂的婚姻來比喻當時的情況，與何西阿早期用來描述以色列的比喻相似（</w:t>
       </w:r>
       <w:hyperlink r:id="rId18">
         <w:r>
@@ -379,14 +552,14 @@
             <w:color w:val="0000EE"/>
             <w:u w:val="single"/>
           </w:rPr>
-          <w:t>太19:11–12</w:t>
+          <w:t>耶2–3章</w:t>
         </w:r>
       </w:hyperlink>
       <w:r>
         <w:rPr>
           <w:lang w:val="zh_TW" w:bidi="zh_TW"/>
         </w:rPr>
-        <w:t>；</w:t>
+        <w:t>；參</w:t>
       </w:r>
       <w:hyperlink r:id="rId19">
         <w:r>
@@ -397,21 +570,34 @@
             <w:color w:val="0000EE"/>
             <w:u w:val="single"/>
           </w:rPr>
-          <w:t>林前7:29–35</w:t>
+          <w:t>何1–2章</w:t>
         </w:r>
       </w:hyperlink>
       <w:r>
         <w:rPr>
           <w:lang w:val="zh_TW" w:bidi="zh_TW"/>
         </w:rPr>
-        <w:t>）。直到未來的時代，新造的婚姻結構才會完全實現，所以並不適用於現今的世代。</w:t>
-        <w:br/>
-      </w:r>
-      <w:r>
-        <w:rPr>
-          <w:lang w:val="zh_TW" w:bidi="zh_TW"/>
-        </w:rPr>
-        <w:t>根據這種觀點，基督教女性無論在哪裡都必須了解她們在神創造秩序中的角色。她們不應在教會中教導或對男性行使權柄（另見</w:t>
+        <w:t>）。聖經常將以色列與神的關係比作婚姻，而以色列卻如同不忠的妻子，犯了姦淫。</w:t>
+      </w:r>
+    </w:p>
+    <w:p>
+      <w:pPr/>
+      <w:r>
+        <w:rPr>
+          <w:lang w:val="zh_TW" w:bidi="zh_TW"/>
+        </w:rPr>
+      </w:r>
+      <w:r>
+        <w:rPr>
+          <w:lang w:val="zh_TW" w:bidi="zh_TW"/>
+        </w:rPr>
+        <w:t>神指控祂的子民破壞婚姻關係，行為如同妓女</w:t>
+      </w:r>
+      <w:r>
+        <w:rPr>
+          <w:lang w:val="zh_TW" w:bidi="zh_TW"/>
+        </w:rPr>
+        <w:t>（</w:t>
       </w:r>
       <w:hyperlink r:id="rId20">
         <w:r>
@@ -422,14 +608,26 @@
             <w:color w:val="0000EE"/>
             <w:u w:val="single"/>
           </w:rPr>
-          <w:t>林前11:2–16</w:t>
+          <w:t>耶3:1</w:t>
         </w:r>
       </w:hyperlink>
       <w:r>
         <w:rPr>
           <w:lang w:val="zh_TW" w:bidi="zh_TW"/>
         </w:rPr>
-        <w:t>；</w:t>
+        <w:t>）。祂警告他們若不悔改，就將面臨毀滅。神不再能對以色列人說：「</w:t>
+      </w:r>
+      <w:r>
+        <w:rPr>
+          <w:lang w:val="zh_TW" w:bidi="zh_TW"/>
+        </w:rPr>
+        <w:t>我要作他們的神，他們要作我的子民</w:t>
+      </w:r>
+      <w:r>
+        <w:rPr>
+          <w:lang w:val="zh_TW" w:bidi="zh_TW"/>
+        </w:rPr>
+        <w:t>」（見</w:t>
       </w:r>
       <w:hyperlink r:id="rId21">
         <w:r>
@@ -440,39 +638,14 @@
             <w:color w:val="0000EE"/>
             <w:u w:val="single"/>
           </w:rPr>
-          <w:t>14:34–35</w:t>
+          <w:t>耶31:33</w:t>
         </w:r>
       </w:hyperlink>
       <w:r>
         <w:rPr>
           <w:lang w:val="zh_TW" w:bidi="zh_TW"/>
         </w:rPr>
-        <w:t>）。</w:t>
-      </w:r>
-    </w:p>
-    <w:p>
-      <w:pPr>
-        <w:pStyle w:val="ListNumber"/>
-        <w:spacing w:line="240" w:lineRule="auto"/>
-        <w:ind w:left="720"/>
-      </w:pPr>
-      <w:r>
-        <w:rPr>
-          <w:lang w:val="zh_TW" w:bidi="zh_TW"/>
-        </w:rPr>
-      </w:r>
-      <w:r>
-        <w:rPr>
-          <w:i/>
-          <w:lang w:val="zh_TW" w:bidi="zh_TW"/>
-        </w:rPr>
-        <w:t>爭論的解釋。</w:t>
-      </w:r>
-      <w:r>
-        <w:rPr>
-          <w:lang w:val="zh_TW" w:bidi="zh_TW"/>
-        </w:rPr>
-        <w:t xml:space="preserve"> 保羅針對以弗所教會中因錯誤教導引起的特定問題進行了闡述（見</w:t>
+        <w:t>；另見</w:t>
       </w:r>
       <w:hyperlink r:id="rId22">
         <w:r>
@@ -483,14 +656,14 @@
             <w:color w:val="0000EE"/>
             <w:u w:val="single"/>
           </w:rPr>
-          <w:t>提前1:18–20</w:t>
+          <w:t>出6:7</w:t>
         </w:r>
       </w:hyperlink>
       <w:r>
         <w:rPr>
           <w:lang w:val="zh_TW" w:bidi="zh_TW"/>
         </w:rPr>
-        <w:t>，</w:t>
+        <w:t>；</w:t>
       </w:r>
       <w:hyperlink r:id="rId23">
         <w:r>
@@ -501,14 +674,28 @@
             <w:color w:val="0000EE"/>
             <w:u w:val="single"/>
           </w:rPr>
-          <w:t>4:1–5</w:t>
+          <w:t>何1:9</w:t>
         </w:r>
       </w:hyperlink>
       <w:r>
         <w:rPr>
           <w:lang w:val="zh_TW" w:bidi="zh_TW"/>
         </w:rPr>
-        <w:t>；比較</w:t>
+        <w:t>）。</w:t>
+      </w:r>
+    </w:p>
+    <w:p>
+      <w:pPr/>
+      <w:r>
+        <w:rPr>
+          <w:lang w:val="zh_TW" w:bidi="zh_TW"/>
+        </w:rPr>
+      </w:r>
+      <w:r>
+        <w:rPr>
+          <w:lang w:val="zh_TW" w:bidi="zh_TW"/>
+        </w:rPr>
+        <w:t>背棄盟約最終導致北國的滅亡，也帶來猶大國的毀滅。巴比倫摧毀了耶路撒冷和聖殿。這場審判使神極其痛心。然而，滿有憐憫的神應許將設立新的約，取代以色列人所破壞的西奈之約（</w:t>
       </w:r>
       <w:hyperlink r:id="rId24">
         <w:r>
@@ -519,14 +706,55 @@
             <w:color w:val="0000EE"/>
             <w:u w:val="single"/>
           </w:rPr>
-          <w:t>提後3:6–9</w:t>
+          <w:t>耶31:31–34</w:t>
         </w:r>
       </w:hyperlink>
       <w:r>
         <w:rPr>
           <w:lang w:val="zh_TW" w:bidi="zh_TW"/>
         </w:rPr>
-        <w:t>）。證據顯示這種教導正在破壞家庭關係（見</w:t>
+        <w:t>）。</w:t>
+      </w:r>
+    </w:p>
+    <w:p>
+      <w:pPr/>
+      <w:r>
+        <w:rPr>
+          <w:lang w:val="zh_TW" w:bidi="zh_TW"/>
+        </w:rPr>
+      </w:r>
+      <w:r>
+        <w:rPr>
+          <w:u w:val="single"/>
+          <w:lang w:val="zh_TW" w:bidi="zh_TW"/>
+        </w:rPr>
+        <w:t>進深研究的經文段落</w:t>
+      </w:r>
+    </w:p>
+    <w:p>
+      <w:pPr/>
+      <w:r>
+        <w:rPr>
+          <w:lang w:val="zh_TW" w:bidi="zh_TW"/>
+        </w:rPr>
+      </w:r>
+      <w:hyperlink r:id="rId22">
+        <w:r>
+          <w:rPr>
+            <w:lang w:val="zh_TW" w:bidi="zh_TW"/>
+          </w:rPr>
+          <w:rPr>
+            <w:color w:val="0000EE"/>
+            <w:u w:val="single"/>
+          </w:rPr>
+          <w:t>出6:7</w:t>
+        </w:r>
+      </w:hyperlink>
+      <w:r>
+        <w:rPr>
+          <w:lang w:val="zh_TW" w:bidi="zh_TW"/>
+        </w:rPr>
+        <w:t>；</w:t>
       </w:r>
       <w:hyperlink r:id="rId25">
         <w:r>
@@ -537,14 +765,14 @@
             <w:color w:val="0000EE"/>
             <w:u w:val="single"/>
           </w:rPr>
-          <w:t>提前4:3</w:t>
+          <w:t>耶2:1–3:10</w:t>
         </w:r>
       </w:hyperlink>
       <w:r>
         <w:rPr>
           <w:lang w:val="zh_TW" w:bidi="zh_TW"/>
         </w:rPr>
-        <w:t>；</w:t>
+        <w:t>，</w:t>
       </w:r>
       <w:hyperlink r:id="rId26">
         <w:r>
@@ -555,14 +783,14 @@
             <w:color w:val="0000EE"/>
             <w:u w:val="single"/>
           </w:rPr>
-          <w:t>多1:11</w:t>
+          <w:t>4:4</w:t>
         </w:r>
       </w:hyperlink>
       <w:r>
         <w:rPr>
           <w:lang w:val="zh_TW" w:bidi="zh_TW"/>
         </w:rPr>
-        <w:t>）。一些以弗所的婦女受到當地異端的影響，可能在她們的教導中誤用了</w:t>
+        <w:t>，</w:t>
       </w:r>
       <w:hyperlink r:id="rId27">
         <w:r>
@@ -573,14 +801,32 @@
             <w:color w:val="0000EE"/>
             <w:u w:val="single"/>
           </w:rPr>
-          <w:t>創世記一至三章</w:t>
+          <w:t>22:8–9</w:t>
         </w:r>
       </w:hyperlink>
       <w:r>
         <w:rPr>
           <w:lang w:val="zh_TW" w:bidi="zh_TW"/>
         </w:rPr>
-        <w:t>，她們可能聲稱女性將會主導末後的復活。一些以弗所信徒甚至認為復活已經發生（</w:t>
+        <w:t>，</w:t>
+      </w:r>
+      <w:hyperlink r:id="rId24">
+        <w:r>
+          <w:rPr>
+            <w:lang w:val="zh_TW" w:bidi="zh_TW"/>
+          </w:rPr>
+          <w:rPr>
+            <w:color w:val="0000EE"/>
+            <w:u w:val="single"/>
+          </w:rPr>
+          <w:t>31:31–34</w:t>
+        </w:r>
+      </w:hyperlink>
+      <w:r>
+        <w:rPr>
+          <w:lang w:val="zh_TW" w:bidi="zh_TW"/>
+        </w:rPr>
+        <w:t>；</w:t>
       </w:r>
       <w:hyperlink r:id="rId28">
         <w:r>
@@ -591,64 +837,14 @@
             <w:color w:val="0000EE"/>
             <w:u w:val="single"/>
           </w:rPr>
-          <w:t>提後2:18</w:t>
+          <w:t>結16:1–63</w:t>
         </w:r>
       </w:hyperlink>
       <w:r>
         <w:rPr>
           <w:lang w:val="zh_TW" w:bidi="zh_TW"/>
         </w:rPr>
-        <w:t>），他們強調亞當應為原罪負責。</w:t>
-        <w:br/>
-      </w:r>
-      <w:r>
-        <w:rPr>
-          <w:lang w:val="zh_TW" w:bidi="zh_TW"/>
-        </w:rPr>
-        <w:t>保羅透過引用聖經本文來糾正他們的誤解，但他並不打算對女性在教會中的角色做出普遍性的陳述。他的目標是讓以弗所的假教師，包括參與其中的女性，保持沉默。</w:t>
-      </w:r>
-      <w:hyperlink r:id="rId14">
-        <w:r>
-          <w:rPr>
-            <w:lang w:val="zh_TW" w:bidi="zh_TW"/>
-          </w:rPr>
-          <w:rPr>
-            <w:color w:val="0000EE"/>
-            <w:u w:val="single"/>
-          </w:rPr>
-          <w:t>提摩太前書二章11至15節</w:t>
-        </w:r>
-      </w:hyperlink>
-      <w:r>
-        <w:rPr>
-          <w:lang w:val="zh_TW" w:bidi="zh_TW"/>
-        </w:rPr>
-        <w:t>涉及對那些假教師的責備，還特別剝奪了他們的特權。</w:t>
-      </w:r>
-    </w:p>
-    <w:p>
-      <w:pPr>
-        <w:pStyle w:val="ListNumber"/>
-        <w:spacing w:line="240" w:lineRule="auto"/>
-        <w:ind w:left="720"/>
-      </w:pPr>
-      <w:r>
-        <w:rPr>
-          <w:lang w:val="zh_TW" w:bidi="zh_TW"/>
-        </w:rPr>
-      </w:r>
-      <w:r>
-        <w:rPr>
-          <w:i/>
-          <w:lang w:val="zh_TW" w:bidi="zh_TW"/>
-        </w:rPr>
-        <w:t>文化詮釋。</w:t>
-      </w:r>
-      <w:r>
-        <w:rPr>
-          <w:lang w:val="zh_TW" w:bidi="zh_TW"/>
-        </w:rPr>
-        <w:t xml:space="preserve"> 保羅的論點不一定是針對以弗所的地方問題，而是以在一個強大的父權社會（男性擁有大部分的權力和權柄）背景下的設想。這個觀點集中於女性在公共場合應如何表現（了解自己的位置並尊重男性），以及詮釋</w:t>
+        <w:t>；</w:t>
       </w:r>
       <w:hyperlink r:id="rId29">
         <w:r>
@@ -659,14 +855,14 @@
             <w:color w:val="0000EE"/>
             <w:u w:val="single"/>
           </w:rPr>
-          <w:t>創世記二章7</w:t>
+          <w:t>何2:2–13</w:t>
         </w:r>
       </w:hyperlink>
       <w:r>
         <w:rPr>
           <w:lang w:val="zh_TW" w:bidi="zh_TW"/>
         </w:rPr>
-        <w:t>、</w:t>
+        <w:t>，</w:t>
       </w:r>
       <w:hyperlink r:id="rId30">
         <w:r>
@@ -677,14 +873,14 @@
             <w:color w:val="0000EE"/>
             <w:u w:val="single"/>
           </w:rPr>
-          <w:t>22節</w:t>
+          <w:t>3:1</w:t>
         </w:r>
       </w:hyperlink>
       <w:r>
         <w:rPr>
           <w:lang w:val="zh_TW" w:bidi="zh_TW"/>
         </w:rPr>
-        <w:t>。根據這種觀點，基督徒在傳揚關於耶穌的好消息時，應盡可能尊重文化規範（</w:t>
+        <w:t>，</w:t>
       </w:r>
       <w:hyperlink r:id="rId31">
         <w:r>
@@ -695,268 +891,7 @@
             <w:color w:val="0000EE"/>
             <w:u w:val="single"/>
           </w:rPr>
-          <w:t>林前9:19–23</w:t>
-        </w:r>
-      </w:hyperlink>
-      <w:r>
-        <w:rPr>
-          <w:lang w:val="zh_TW" w:bidi="zh_TW"/>
-        </w:rPr>
-        <w:t>）。</w:t>
-        <w:br/>
-      </w:r>
-      <w:r>
-        <w:rPr>
-          <w:lang w:val="zh_TW" w:bidi="zh_TW"/>
-        </w:rPr>
-        <w:t>此外，當時社會中的大多數女性所接受的教育有限。與當今許多社會不同，保羅時代的女性通常接受較少的教育。由於他們文化中的男性主導結構，女性通常不具備成為教師和領導者的資格。</w:t>
-        <w:br/>
-      </w:r>
-      <w:hyperlink r:id="rId14">
-        <w:r>
-          <w:rPr>
-            <w:lang w:val="zh_TW" w:bidi="zh_TW"/>
-          </w:rPr>
-          <w:rPr>
-            <w:color w:val="0000EE"/>
-            <w:u w:val="single"/>
-          </w:rPr>
-          <w:t>提摩太前書二章11至15節</w:t>
-        </w:r>
-      </w:hyperlink>
-      <w:r>
-        <w:rPr>
-          <w:lang w:val="zh_TW" w:bidi="zh_TW"/>
-        </w:rPr>
-        <w:t>反映了應由具備適當資格的人來領導和教導的理念。然而，在保羅的著作和早期教會中，有女性參與各種事工角色的例子（例如，</w:t>
-      </w:r>
-      <w:hyperlink r:id="rId32">
-        <w:r>
-          <w:rPr>
-            <w:lang w:val="zh_TW" w:bidi="zh_TW"/>
-          </w:rPr>
-          <w:rPr>
-            <w:color w:val="0000EE"/>
-            <w:u w:val="single"/>
-          </w:rPr>
-          <w:t>徒18:26</w:t>
-        </w:r>
-      </w:hyperlink>
-      <w:r>
-        <w:rPr>
-          <w:lang w:val="zh_TW" w:bidi="zh_TW"/>
-        </w:rPr>
-        <w:t>；</w:t>
-      </w:r>
-      <w:hyperlink r:id="rId33">
-        <w:r>
-          <w:rPr>
-            <w:lang w:val="zh_TW" w:bidi="zh_TW"/>
-          </w:rPr>
-          <w:rPr>
-            <w:color w:val="0000EE"/>
-            <w:u w:val="single"/>
-          </w:rPr>
-          <w:t>羅16:1–7</w:t>
-        </w:r>
-      </w:hyperlink>
-      <w:r>
-        <w:rPr>
-          <w:lang w:val="zh_TW" w:bidi="zh_TW"/>
-        </w:rPr>
-        <w:t>；</w:t>
-      </w:r>
-      <w:hyperlink r:id="rId34">
-        <w:r>
-          <w:rPr>
-            <w:lang w:val="zh_TW" w:bidi="zh_TW"/>
-          </w:rPr>
-          <w:rPr>
-            <w:color w:val="0000EE"/>
-            <w:u w:val="single"/>
-          </w:rPr>
-          <w:t>林前11:5</w:t>
-        </w:r>
-      </w:hyperlink>
-      <w:r>
-        <w:rPr>
-          <w:lang w:val="zh_TW" w:bidi="zh_TW"/>
-        </w:rPr>
-        <w:t>）。這引發了關於保羅對教會中女性的言論是否適用於所有時代和地區的問題。</w:t>
-      </w:r>
-    </w:p>
-    <w:p>
-      <w:pPr/>
-      <w:r>
-        <w:rPr>
-          <w:lang w:val="zh_TW" w:bidi="zh_TW"/>
-        </w:rPr>
-      </w:r>
-      <w:r>
-        <w:rPr>
-          <w:lang w:val="zh_TW" w:bidi="zh_TW"/>
-        </w:rPr>
-        <w:t>基督徒持續討論這些複雜的問題。許多現代基督徒持有一種稱為「互補主義」（complementarianism）的觀點（即相信男性和女性在婚姻、家庭生活和教會領導中有不同但互補的角色和責任）。另一些人則持有「平等主義」（egalitarian）的觀點（即相信男性和女性在教會中應該擁有平等的角色和責任）。所有基督徒都同意，作為神所愛的兒女，男性和女性是平等的（見</w:t>
-      </w:r>
-      <w:hyperlink r:id="rId35">
-        <w:r>
-          <w:rPr>
-            <w:lang w:val="zh_TW" w:bidi="zh_TW"/>
-          </w:rPr>
-          <w:rPr>
-            <w:color w:val="0000EE"/>
-            <w:u w:val="single"/>
-          </w:rPr>
-          <w:t>加3:26–28</w:t>
-        </w:r>
-      </w:hyperlink>
-      <w:r>
-        <w:rPr>
-          <w:lang w:val="zh_TW" w:bidi="zh_TW"/>
-        </w:rPr>
-        <w:t>）。</w:t>
-      </w:r>
-    </w:p>
-    <w:p>
-      <w:pPr/>
-      <w:r>
-        <w:rPr>
-          <w:lang w:val="zh_TW" w:bidi="zh_TW"/>
-        </w:rPr>
-      </w:r>
-      <w:r>
-        <w:rPr>
-          <w:u w:val="single"/>
-          <w:lang w:val="zh_TW" w:bidi="zh_TW"/>
-        </w:rPr>
-        <w:t>進深研究的經文段落</w:t>
-      </w:r>
-    </w:p>
-    <w:p>
-      <w:pPr/>
-      <w:r>
-        <w:rPr>
-          <w:lang w:val="zh_TW" w:bidi="zh_TW"/>
-        </w:rPr>
-      </w:r>
-      <w:hyperlink r:id="rId16">
-        <w:r>
-          <w:rPr>
-            <w:lang w:val="zh_TW" w:bidi="zh_TW"/>
-          </w:rPr>
-          <w:rPr>
-            <w:color w:val="0000EE"/>
-            <w:u w:val="single"/>
-          </w:rPr>
-          <w:t>創2:23–24</w:t>
-        </w:r>
-      </w:hyperlink>
-      <w:r>
-        <w:rPr>
-          <w:lang w:val="zh_TW" w:bidi="zh_TW"/>
-        </w:rPr>
-        <w:t>；</w:t>
-      </w:r>
-      <w:hyperlink r:id="rId32">
-        <w:r>
-          <w:rPr>
-            <w:lang w:val="zh_TW" w:bidi="zh_TW"/>
-          </w:rPr>
-          <w:rPr>
-            <w:color w:val="0000EE"/>
-            <w:u w:val="single"/>
-          </w:rPr>
-          <w:t>徒18:26</w:t>
-        </w:r>
-      </w:hyperlink>
-      <w:r>
-        <w:rPr>
-          <w:lang w:val="zh_TW" w:bidi="zh_TW"/>
-        </w:rPr>
-        <w:t>；</w:t>
-      </w:r>
-      <w:hyperlink r:id="rId33">
-        <w:r>
-          <w:rPr>
-            <w:lang w:val="zh_TW" w:bidi="zh_TW"/>
-          </w:rPr>
-          <w:rPr>
-            <w:color w:val="0000EE"/>
-            <w:u w:val="single"/>
-          </w:rPr>
-          <w:t>羅16:1–7</w:t>
-        </w:r>
-      </w:hyperlink>
-      <w:r>
-        <w:rPr>
-          <w:lang w:val="zh_TW" w:bidi="zh_TW"/>
-        </w:rPr>
-        <w:t>；</w:t>
-      </w:r>
-      <w:hyperlink r:id="rId20">
-        <w:r>
-          <w:rPr>
-            <w:lang w:val="zh_TW" w:bidi="zh_TW"/>
-          </w:rPr>
-          <w:rPr>
-            <w:color w:val="0000EE"/>
-            <w:u w:val="single"/>
-          </w:rPr>
-          <w:t>林前11:2–16</w:t>
-        </w:r>
-      </w:hyperlink>
-      <w:r>
-        <w:rPr>
-          <w:lang w:val="zh_TW" w:bidi="zh_TW"/>
-        </w:rPr>
-        <w:t>；</w:t>
-      </w:r>
-      <w:hyperlink r:id="rId21">
-        <w:r>
-          <w:rPr>
-            <w:lang w:val="zh_TW" w:bidi="zh_TW"/>
-          </w:rPr>
-          <w:rPr>
-            <w:color w:val="0000EE"/>
-            <w:u w:val="single"/>
-          </w:rPr>
-          <w:t>林前14:34–35</w:t>
-        </w:r>
-      </w:hyperlink>
-      <w:r>
-        <w:rPr>
-          <w:lang w:val="zh_TW" w:bidi="zh_TW"/>
-        </w:rPr>
-        <w:t>；</w:t>
-      </w:r>
-      <w:hyperlink r:id="rId13">
-        <w:r>
-          <w:rPr>
-            <w:lang w:val="zh_TW" w:bidi="zh_TW"/>
-          </w:rPr>
-          <w:rPr>
-            <w:color w:val="0000EE"/>
-            <w:u w:val="single"/>
-          </w:rPr>
-          <w:t>加3:28</w:t>
-        </w:r>
-      </w:hyperlink>
-      <w:r>
-        <w:rPr>
-          <w:lang w:val="zh_TW" w:bidi="zh_TW"/>
-        </w:rPr>
-        <w:t>；</w:t>
-      </w:r>
-      <w:hyperlink r:id="rId14">
-        <w:r>
-          <w:rPr>
-            <w:lang w:val="zh_TW" w:bidi="zh_TW"/>
-          </w:rPr>
-          <w:rPr>
-            <w:color w:val="0000EE"/>
-            <w:u w:val="single"/>
-          </w:rPr>
-          <w:t>提前2:11–15</w:t>
+          <w:t>4:1–5:15</w:t>
         </w:r>
       </w:hyperlink>
       <w:r>
@@ -2859,12 +2794,6 @@
   </w:num>
   <w:num w:numId="13" w16cid:durableId="592781308">
     <w:abstractNumId w:val="11"/>
-  </w:num>
-  <w:num w:numId="14">
-    <w:abstractNumId w:val="3"/>
-    <w:lvlOverride w:ilvl="0">
-      <w:startOverride w:val="1"/>
-    </w:lvlOverride>
   </w:num>
   <w:numIdMacAtCleanup w:val="10"/>
 </w:numbering>

--- a/zht/docx/061.content.docx
+++ b/zht/docx/061.content.docx
@@ -19,7 +19,7 @@
         <w:rPr>
           <w:lang w:val="zh_TW" w:bidi="zh_TW"/>
         </w:rPr>
-        <w:t>Resource: Tyndale Open Study Notes</w:t>
+        <w:t>Resource: Aquifer Open Study Notes (Themes)</w:t>
       </w:r>
       <w:r>
         <w:rPr>
@@ -112,7 +112,7 @@
         <w:rPr>
           <w:lang w:val="zh_TW" w:bidi="zh_TW"/>
         </w:rPr>
-        <w:t>Tyndale Open Study Notes</w:t>
+        <w:t>Aquifer Open Study Notes (Themes)</w:t>
       </w:r>
     </w:p>
     <w:p>

--- a/zht/docx/061.content.docx
+++ b/zht/docx/061.content.docx
@@ -233,18 +233,12 @@
         </w:rPr>
         <w:t>神在拯救以色列人出埃及後，與他們立了特別的約（稱為盟約）（見</w:t>
       </w:r>
-      <w:hyperlink r:id="rId13">
-        <w:r>
-          <w:rPr>
-            <w:lang w:val="zh_TW" w:bidi="zh_TW"/>
-          </w:rPr>
-          <w:rPr>
-            <w:color w:val="0000EE"/>
-            <w:u w:val="single"/>
-          </w:rPr>
-          <w:t>出20–24章</w:t>
-        </w:r>
-      </w:hyperlink>
+      <w:r>
+        <w:rPr>
+          <w:lang w:val="zh_TW" w:bidi="zh_TW"/>
+        </w:rPr>
+        <w:t>出20–24章</w:t>
+      </w:r>
       <w:r>
         <w:rPr>
           <w:lang w:val="zh_TW" w:bidi="zh_TW"/>
@@ -327,72 +321,48 @@
         </w:rPr>
         <w:t>（</w:t>
       </w:r>
-      <w:hyperlink r:id="rId14">
-        <w:r>
-          <w:rPr>
-            <w:lang w:val="zh_TW" w:bidi="zh_TW"/>
-          </w:rPr>
-          <w:rPr>
-            <w:color w:val="0000EE"/>
-            <w:u w:val="single"/>
-          </w:rPr>
-          <w:t>出24:1–11</w:t>
-        </w:r>
-      </w:hyperlink>
+      <w:r>
+        <w:rPr>
+          <w:lang w:val="zh_TW" w:bidi="zh_TW"/>
+        </w:rPr>
+        <w:t>出24:1–11</w:t>
+      </w:r>
       <w:r>
         <w:rPr>
           <w:lang w:val="zh_TW" w:bidi="zh_TW"/>
         </w:rPr>
         <w:t>；</w:t>
       </w:r>
-      <w:hyperlink r:id="rId15">
-        <w:r>
-          <w:rPr>
-            <w:lang w:val="zh_TW" w:bidi="zh_TW"/>
-          </w:rPr>
-          <w:rPr>
-            <w:color w:val="0000EE"/>
-            <w:u w:val="single"/>
-          </w:rPr>
-          <w:t>申29–30</w:t>
-        </w:r>
-      </w:hyperlink>
+      <w:r>
+        <w:rPr>
+          <w:lang w:val="zh_TW" w:bidi="zh_TW"/>
+        </w:rPr>
+        <w:t>申29–30</w:t>
+      </w:r>
       <w:r>
         <w:rPr>
           <w:lang w:val="zh_TW" w:bidi="zh_TW"/>
         </w:rPr>
         <w:t>；</w:t>
       </w:r>
-      <w:hyperlink r:id="rId16">
-        <w:r>
-          <w:rPr>
-            <w:lang w:val="zh_TW" w:bidi="zh_TW"/>
-          </w:rPr>
-          <w:rPr>
-            <w:color w:val="0000EE"/>
-            <w:u w:val="single"/>
-          </w:rPr>
-          <w:t>書8:30–35</w:t>
-        </w:r>
-      </w:hyperlink>
+      <w:r>
+        <w:rPr>
+          <w:lang w:val="zh_TW" w:bidi="zh_TW"/>
+        </w:rPr>
+        <w:t>書8:30–35</w:t>
+      </w:r>
       <w:r>
         <w:rPr>
           <w:lang w:val="zh_TW" w:bidi="zh_TW"/>
         </w:rPr>
         <w:t>，</w:t>
       </w:r>
-      <w:hyperlink r:id="rId17">
-        <w:r>
-          <w:rPr>
-            <w:lang w:val="zh_TW" w:bidi="zh_TW"/>
-          </w:rPr>
-          <w:rPr>
-            <w:color w:val="0000EE"/>
-            <w:u w:val="single"/>
-          </w:rPr>
-          <w:t>24:1–28</w:t>
-        </w:r>
-      </w:hyperlink>
+      <w:r>
+        <w:rPr>
+          <w:lang w:val="zh_TW" w:bidi="zh_TW"/>
+        </w:rPr>
+        <w:t>24:1–28</w:t>
+      </w:r>
       <w:r>
         <w:rPr>
           <w:lang w:val="zh_TW" w:bidi="zh_TW"/>
@@ -543,36 +513,24 @@
         </w:rPr>
         <w:t>。耶利米以破裂的婚姻來比喻當時的情況，與何西阿早期用來描述以色列的比喻相似（</w:t>
       </w:r>
-      <w:hyperlink r:id="rId18">
-        <w:r>
-          <w:rPr>
-            <w:lang w:val="zh_TW" w:bidi="zh_TW"/>
-          </w:rPr>
-          <w:rPr>
-            <w:color w:val="0000EE"/>
-            <w:u w:val="single"/>
-          </w:rPr>
-          <w:t>耶2–3章</w:t>
-        </w:r>
-      </w:hyperlink>
+      <w:r>
+        <w:rPr>
+          <w:lang w:val="zh_TW" w:bidi="zh_TW"/>
+        </w:rPr>
+        <w:t>耶2–3章</w:t>
+      </w:r>
       <w:r>
         <w:rPr>
           <w:lang w:val="zh_TW" w:bidi="zh_TW"/>
         </w:rPr>
         <w:t>；參</w:t>
       </w:r>
-      <w:hyperlink r:id="rId19">
-        <w:r>
-          <w:rPr>
-            <w:lang w:val="zh_TW" w:bidi="zh_TW"/>
-          </w:rPr>
-          <w:rPr>
-            <w:color w:val="0000EE"/>
-            <w:u w:val="single"/>
-          </w:rPr>
-          <w:t>何1–2章</w:t>
-        </w:r>
-      </w:hyperlink>
+      <w:r>
+        <w:rPr>
+          <w:lang w:val="zh_TW" w:bidi="zh_TW"/>
+        </w:rPr>
+        <w:t>何1–2章</w:t>
+      </w:r>
       <w:r>
         <w:rPr>
           <w:lang w:val="zh_TW" w:bidi="zh_TW"/>
@@ -599,18 +557,12 @@
         </w:rPr>
         <w:t>（</w:t>
       </w:r>
-      <w:hyperlink r:id="rId20">
-        <w:r>
-          <w:rPr>
-            <w:lang w:val="zh_TW" w:bidi="zh_TW"/>
-          </w:rPr>
-          <w:rPr>
-            <w:color w:val="0000EE"/>
-            <w:u w:val="single"/>
-          </w:rPr>
-          <w:t>耶3:1</w:t>
-        </w:r>
-      </w:hyperlink>
+      <w:r>
+        <w:rPr>
+          <w:lang w:val="zh_TW" w:bidi="zh_TW"/>
+        </w:rPr>
+        <w:t>耶3:1</w:t>
+      </w:r>
       <w:r>
         <w:rPr>
           <w:lang w:val="zh_TW" w:bidi="zh_TW"/>
@@ -629,54 +581,36 @@
         </w:rPr>
         <w:t>」（見</w:t>
       </w:r>
-      <w:hyperlink r:id="rId21">
-        <w:r>
-          <w:rPr>
-            <w:lang w:val="zh_TW" w:bidi="zh_TW"/>
-          </w:rPr>
-          <w:rPr>
-            <w:color w:val="0000EE"/>
-            <w:u w:val="single"/>
-          </w:rPr>
-          <w:t>耶31:33</w:t>
-        </w:r>
-      </w:hyperlink>
+      <w:r>
+        <w:rPr>
+          <w:lang w:val="zh_TW" w:bidi="zh_TW"/>
+        </w:rPr>
+        <w:t>耶31:33</w:t>
+      </w:r>
       <w:r>
         <w:rPr>
           <w:lang w:val="zh_TW" w:bidi="zh_TW"/>
         </w:rPr>
         <w:t>；另見</w:t>
       </w:r>
-      <w:hyperlink r:id="rId22">
-        <w:r>
-          <w:rPr>
-            <w:lang w:val="zh_TW" w:bidi="zh_TW"/>
-          </w:rPr>
-          <w:rPr>
-            <w:color w:val="0000EE"/>
-            <w:u w:val="single"/>
-          </w:rPr>
-          <w:t>出6:7</w:t>
-        </w:r>
-      </w:hyperlink>
+      <w:r>
+        <w:rPr>
+          <w:lang w:val="zh_TW" w:bidi="zh_TW"/>
+        </w:rPr>
+        <w:t>出6:7</w:t>
+      </w:r>
       <w:r>
         <w:rPr>
           <w:lang w:val="zh_TW" w:bidi="zh_TW"/>
         </w:rPr>
         <w:t>；</w:t>
       </w:r>
-      <w:hyperlink r:id="rId23">
-        <w:r>
-          <w:rPr>
-            <w:lang w:val="zh_TW" w:bidi="zh_TW"/>
-          </w:rPr>
-          <w:rPr>
-            <w:color w:val="0000EE"/>
-            <w:u w:val="single"/>
-          </w:rPr>
-          <w:t>何1:9</w:t>
-        </w:r>
-      </w:hyperlink>
+      <w:r>
+        <w:rPr>
+          <w:lang w:val="zh_TW" w:bidi="zh_TW"/>
+        </w:rPr>
+        <w:t>何1:9</w:t>
+      </w:r>
       <w:r>
         <w:rPr>
           <w:lang w:val="zh_TW" w:bidi="zh_TW"/>
@@ -697,18 +631,12 @@
         </w:rPr>
         <w:t>背棄盟約最終導致北國的滅亡，也帶來猶大國的毀滅。巴比倫摧毀了耶路撒冷和聖殿。這場審判使神極其痛心。然而，滿有憐憫的神應許將設立新的約，取代以色列人所破壞的西奈之約（</w:t>
       </w:r>
-      <w:hyperlink r:id="rId24">
-        <w:r>
-          <w:rPr>
-            <w:lang w:val="zh_TW" w:bidi="zh_TW"/>
-          </w:rPr>
-          <w:rPr>
-            <w:color w:val="0000EE"/>
-            <w:u w:val="single"/>
-          </w:rPr>
-          <w:t>耶31:31–34</w:t>
-        </w:r>
-      </w:hyperlink>
+      <w:r>
+        <w:rPr>
+          <w:lang w:val="zh_TW" w:bidi="zh_TW"/>
+        </w:rPr>
+        <w:t>耶31:31–34</w:t>
+      </w:r>
       <w:r>
         <w:rPr>
           <w:lang w:val="zh_TW" w:bidi="zh_TW"/>
@@ -738,162 +666,108 @@
           <w:lang w:val="zh_TW" w:bidi="zh_TW"/>
         </w:rPr>
       </w:r>
-      <w:hyperlink r:id="rId22">
-        <w:r>
-          <w:rPr>
-            <w:lang w:val="zh_TW" w:bidi="zh_TW"/>
-          </w:rPr>
-          <w:rPr>
-            <w:color w:val="0000EE"/>
-            <w:u w:val="single"/>
-          </w:rPr>
-          <w:t>出6:7</w:t>
-        </w:r>
-      </w:hyperlink>
+      <w:r>
+        <w:rPr>
+          <w:lang w:val="zh_TW" w:bidi="zh_TW"/>
+        </w:rPr>
+        <w:t>出6:7</w:t>
+      </w:r>
       <w:r>
         <w:rPr>
           <w:lang w:val="zh_TW" w:bidi="zh_TW"/>
         </w:rPr>
         <w:t>；</w:t>
       </w:r>
-      <w:hyperlink r:id="rId25">
-        <w:r>
-          <w:rPr>
-            <w:lang w:val="zh_TW" w:bidi="zh_TW"/>
-          </w:rPr>
-          <w:rPr>
-            <w:color w:val="0000EE"/>
-            <w:u w:val="single"/>
-          </w:rPr>
-          <w:t>耶2:1–3:10</w:t>
-        </w:r>
-      </w:hyperlink>
+      <w:r>
+        <w:rPr>
+          <w:lang w:val="zh_TW" w:bidi="zh_TW"/>
+        </w:rPr>
+        <w:t>耶2:1–3:10</w:t>
+      </w:r>
       <w:r>
         <w:rPr>
           <w:lang w:val="zh_TW" w:bidi="zh_TW"/>
         </w:rPr>
         <w:t>，</w:t>
       </w:r>
-      <w:hyperlink r:id="rId26">
-        <w:r>
-          <w:rPr>
-            <w:lang w:val="zh_TW" w:bidi="zh_TW"/>
-          </w:rPr>
-          <w:rPr>
-            <w:color w:val="0000EE"/>
-            <w:u w:val="single"/>
-          </w:rPr>
-          <w:t>4:4</w:t>
-        </w:r>
-      </w:hyperlink>
+      <w:r>
+        <w:rPr>
+          <w:lang w:val="zh_TW" w:bidi="zh_TW"/>
+        </w:rPr>
+        <w:t>4:4</w:t>
+      </w:r>
       <w:r>
         <w:rPr>
           <w:lang w:val="zh_TW" w:bidi="zh_TW"/>
         </w:rPr>
         <w:t>，</w:t>
       </w:r>
-      <w:hyperlink r:id="rId27">
-        <w:r>
-          <w:rPr>
-            <w:lang w:val="zh_TW" w:bidi="zh_TW"/>
-          </w:rPr>
-          <w:rPr>
-            <w:color w:val="0000EE"/>
-            <w:u w:val="single"/>
-          </w:rPr>
-          <w:t>22:8–9</w:t>
-        </w:r>
-      </w:hyperlink>
+      <w:r>
+        <w:rPr>
+          <w:lang w:val="zh_TW" w:bidi="zh_TW"/>
+        </w:rPr>
+        <w:t>22:8–9</w:t>
+      </w:r>
       <w:r>
         <w:rPr>
           <w:lang w:val="zh_TW" w:bidi="zh_TW"/>
         </w:rPr>
         <w:t>，</w:t>
       </w:r>
-      <w:hyperlink r:id="rId24">
-        <w:r>
-          <w:rPr>
-            <w:lang w:val="zh_TW" w:bidi="zh_TW"/>
-          </w:rPr>
-          <w:rPr>
-            <w:color w:val="0000EE"/>
-            <w:u w:val="single"/>
-          </w:rPr>
-          <w:t>31:31–34</w:t>
-        </w:r>
-      </w:hyperlink>
+      <w:r>
+        <w:rPr>
+          <w:lang w:val="zh_TW" w:bidi="zh_TW"/>
+        </w:rPr>
+        <w:t>31:31–34</w:t>
+      </w:r>
       <w:r>
         <w:rPr>
           <w:lang w:val="zh_TW" w:bidi="zh_TW"/>
         </w:rPr>
         <w:t>；</w:t>
       </w:r>
-      <w:hyperlink r:id="rId28">
-        <w:r>
-          <w:rPr>
-            <w:lang w:val="zh_TW" w:bidi="zh_TW"/>
-          </w:rPr>
-          <w:rPr>
-            <w:color w:val="0000EE"/>
-            <w:u w:val="single"/>
-          </w:rPr>
-          <w:t>結16:1–63</w:t>
-        </w:r>
-      </w:hyperlink>
+      <w:r>
+        <w:rPr>
+          <w:lang w:val="zh_TW" w:bidi="zh_TW"/>
+        </w:rPr>
+        <w:t>結16:1–63</w:t>
+      </w:r>
       <w:r>
         <w:rPr>
           <w:lang w:val="zh_TW" w:bidi="zh_TW"/>
         </w:rPr>
         <w:t>；</w:t>
       </w:r>
-      <w:hyperlink r:id="rId29">
-        <w:r>
-          <w:rPr>
-            <w:lang w:val="zh_TW" w:bidi="zh_TW"/>
-          </w:rPr>
-          <w:rPr>
-            <w:color w:val="0000EE"/>
-            <w:u w:val="single"/>
-          </w:rPr>
-          <w:t>何2:2–13</w:t>
-        </w:r>
-      </w:hyperlink>
+      <w:r>
+        <w:rPr>
+          <w:lang w:val="zh_TW" w:bidi="zh_TW"/>
+        </w:rPr>
+        <w:t>何2:2–13</w:t>
+      </w:r>
       <w:r>
         <w:rPr>
           <w:lang w:val="zh_TW" w:bidi="zh_TW"/>
         </w:rPr>
         <w:t>，</w:t>
       </w:r>
-      <w:hyperlink r:id="rId30">
-        <w:r>
-          <w:rPr>
-            <w:lang w:val="zh_TW" w:bidi="zh_TW"/>
-          </w:rPr>
-          <w:rPr>
-            <w:color w:val="0000EE"/>
-            <w:u w:val="single"/>
-          </w:rPr>
-          <w:t>3:1</w:t>
-        </w:r>
-      </w:hyperlink>
+      <w:r>
+        <w:rPr>
+          <w:lang w:val="zh_TW" w:bidi="zh_TW"/>
+        </w:rPr>
+        <w:t>3:1</w:t>
+      </w:r>
       <w:r>
         <w:rPr>
           <w:lang w:val="zh_TW" w:bidi="zh_TW"/>
         </w:rPr>
         <w:t>，</w:t>
       </w:r>
-      <w:hyperlink r:id="rId31">
-        <w:r>
-          <w:rPr>
-            <w:lang w:val="zh_TW" w:bidi="zh_TW"/>
-          </w:rPr>
-          <w:rPr>
-            <w:color w:val="0000EE"/>
-            <w:u w:val="single"/>
-          </w:rPr>
-          <w:t>4:1–5:15</w:t>
-        </w:r>
-      </w:hyperlink>
+      <w:r>
+        <w:rPr>
+          <w:lang w:val="zh_TW" w:bidi="zh_TW"/>
+        </w:rPr>
+        <w:t>4:1–5:15</w:t>
+      </w:r>
       <w:r>
         <w:rPr>
           <w:lang w:val="zh_TW" w:bidi="zh_TW"/>
